--- a/docs/Архитектура.docx
+++ b/docs/Архитектура.docx
@@ -440,7 +440,7 @@
                 <w:szCs w:val="24"/>
                 <w:lang w:eastAsia="ru-RU"/>
               </w:rPr>
-              <w:t>ML-модуль, пользовательский интерфейс</w:t>
+              <w:t>ML-модуль, пользовательский интерфейс, модуль A/B-тестирования</w:t>
             </w:r>
           </w:p>
         </w:tc>
@@ -574,7 +574,7 @@
                 <w:szCs w:val="24"/>
                 <w:lang w:eastAsia="ru-RU"/>
               </w:rPr>
-              <w:t xml:space="preserve">Формирование отчётов, </w:t>
+              <w:t>Формирование отчётов, дашбордов и результатов A/B-тестирования, а также формирование и отправка уведомлений пользователям о значимых событиях</w:t>
             </w:r>
             <w:proofErr w:type="spellStart"/>
             <w:r>
@@ -584,7 +584,6 @@
                 <w:szCs w:val="24"/>
                 <w:lang w:eastAsia="ru-RU"/>
               </w:rPr>
-              <w:t>дашбордов</w:t>
             </w:r>
             <w:proofErr w:type="spellEnd"/>
             <w:r>
@@ -594,7 +593,6 @@
                 <w:szCs w:val="24"/>
                 <w:lang w:eastAsia="ru-RU"/>
               </w:rPr>
-              <w:t xml:space="preserve"> и результатов A/B-тестирования</w:t>
             </w:r>
           </w:p>
         </w:tc>
@@ -620,7 +618,7 @@
                 <w:szCs w:val="24"/>
                 <w:lang w:eastAsia="ru-RU"/>
               </w:rPr>
-              <w:t>База данных, пользовательский интерфейс</w:t>
+              <w:t>База данных, пользовательский интерфейс, модуль A/B-тестирования</w:t>
             </w:r>
           </w:p>
         </w:tc>
@@ -781,6 +779,86 @@
                 <w:lang w:eastAsia="ru-RU"/>
               </w:rPr>
               <w:t>Все модули системы</w:t>
+            </w:r>
+          </w:p>
+        </w:tc>
+      </w:tr>
+      <w:tr>
+        <w:tc>
+          <w:tcPr>
+            <w:tcW w:w="0" w:type="auto"/>
+            <w:hideMark/>
+          </w:tcPr>
+          <w:p>
+            <w:pPr>
+              <w:ind w:firstLine="0"/>
+              <w:rPr>
+                <w:rFonts w:eastAsia="Times New Roman"/>
+                <w:sz w:val="24"/>
+                <w:szCs w:val="24"/>
+                <w:lang w:eastAsia="ru-RU"/>
+              </w:rPr>
+            </w:pPr>
+            <w:r>
+              <w:rPr>
+                <w:rFonts w:eastAsia="Times New Roman"/>
+                <w:sz w:val="24"/>
+                <w:szCs w:val="24"/>
+                <w:lang w:eastAsia="ru-RU"/>
+              </w:rPr>
+              <w:t>Модуль A/B-тестирования</w:t>
+            </w:r>
+          </w:p>
+        </w:tc>
+        <w:tc>
+          <w:tcPr>
+            <w:tcW w:w="0" w:type="auto"/>
+            <w:hideMark/>
+          </w:tcPr>
+          <w:p>
+            <w:pPr>
+              <w:ind w:firstLine="0"/>
+              <w:rPr>
+                <w:rFonts w:eastAsia="Times New Roman"/>
+                <w:sz w:val="24"/>
+                <w:szCs w:val="24"/>
+                <w:lang w:eastAsia="ru-RU"/>
+              </w:rPr>
+            </w:pPr>
+            <w:r>
+              <w:rPr>
+                <w:rFonts w:eastAsia="Times New Roman"/>
+                <w:sz w:val="24"/>
+                <w:szCs w:val="24"/>
+                <w:lang w:eastAsia="ru-RU"/>
+              </w:rPr>
+              <w:t>Управление жизненным циклом A/B-тестирования стратегий ценообразования: создание эксперимента, распределение товаров между стратегиями, запуск, сбор и сравнение результатов</w:t>
+            </w:r>
+          </w:p>
+        </w:tc>
+        <w:tc>
+          <w:tcPr>
+            <w:tcW w:w="0" w:type="auto"/>
+            <w:hideMark/>
+          </w:tcPr>
+          <w:p>
+            <w:pPr>
+              <w:ind w:firstLine="0"/>
+              <w:rPr>
+                <w:rFonts w:eastAsia="Times New Roman"/>
+                <w:sz w:val="24"/>
+                <w:szCs w:val="24"/>
+                <w:lang w:eastAsia="ru-RU"/>
+              </w:rPr>
+            </w:pPr>
+            <w:r>
+              <w:rPr>
+                <w:rFonts w:eastAsia="Times New Roman"/>
+                <w:sz w:val="24"/>
+                <w:szCs w:val="24"/>
+                <w:lang w:eastAsia="ru-RU"/>
+              </w:rPr>
+              <w:t>Модуль расчёта ценовых рекомендаций, модуль отчётности и аналитики, база данных</w:t>
             </w:r>
           </w:p>
         </w:tc>

--- a/docs/Архитектура.docx
+++ b/docs/Архитектура.docx
@@ -26,9 +26,9 @@
         <w:tblLook w:val="04A0" w:firstRow="1" w:lastRow="0" w:firstColumn="1" w:lastColumn="0" w:noHBand="0" w:noVBand="1"/>
       </w:tblPr>
       <w:tblGrid>
-        <w:gridCol w:w="2767"/>
-        <w:gridCol w:w="3599"/>
-        <w:gridCol w:w="2979"/>
+        <w:gridCol w:w="2476"/>
+        <w:gridCol w:w="3987"/>
+        <w:gridCol w:w="2882"/>
       </w:tblGrid>
       <w:tr>
         <w:tc>
@@ -576,24 +576,6 @@
               </w:rPr>
               <w:t>Формирование отчётов, дашбордов и результатов A/B-тестирования, а также формирование и отправка уведомлений пользователям о значимых событиях</w:t>
             </w:r>
-            <w:proofErr w:type="spellStart"/>
-            <w:r>
-              <w:rPr>
-                <w:rFonts w:eastAsia="Times New Roman"/>
-                <w:sz w:val="24"/>
-                <w:szCs w:val="24"/>
-                <w:lang w:eastAsia="ru-RU"/>
-              </w:rPr>
-            </w:r>
-            <w:proofErr w:type="spellEnd"/>
-            <w:r>
-              <w:rPr>
-                <w:rFonts w:eastAsia="Times New Roman"/>
-                <w:sz w:val="24"/>
-                <w:szCs w:val="24"/>
-                <w:lang w:eastAsia="ru-RU"/>
-              </w:rPr>
-            </w:r>
           </w:p>
         </w:tc>
         <w:tc>
@@ -869,23 +851,31 @@
         <w:spacing w:before="240"/>
       </w:pPr>
       <w:r>
-        <w:lastRenderedPageBreak/>
         <w:t>Взаимодействие модулей осуществляется следующим образом: данные поступают в модуль сбора данных, проходят предобработку и передаются в ML-модуль для прогнозирования спроса. На основе полученного прогноза модуль расчёта формирует ценовые рекомендации, которые отображаются пользователям через интерфейс системы. Все данные и результаты работы сохраняются в базе данных и используются для формирования аналитической отчётности.</w:t>
       </w:r>
     </w:p>
     <w:p>
       <w:pPr>
-        <w:jc w:val="center"/>
-      </w:pPr>
+        <w:spacing w:before="240"/>
+      </w:pPr>
+    </w:p>
+    <w:p>
+      <w:pPr>
+        <w:spacing w:before="240"/>
+      </w:pPr>
+      <w:r>
+        <w:lastRenderedPageBreak/>
+        <w:t xml:space="preserve"> </w:t>
+      </w:r>
       <w:r>
         <w:rPr>
           <w:noProof/>
         </w:rPr>
         <w:drawing>
-          <wp:inline distT="0" distB="0" distL="0" distR="0" wp14:anchorId="3629BA15" wp14:editId="597A0B2B">
-            <wp:extent cx="5187947" cy="3458817"/>
-            <wp:effectExtent l="0" t="0" r="0" b="8890"/>
-            <wp:docPr id="4" name="Рисунок 4"/>
+          <wp:inline distT="0" distB="0" distL="0" distR="0" wp14:anchorId="3A79FFFC" wp14:editId="0E5B3ACF">
+            <wp:extent cx="5940425" cy="3776345"/>
+            <wp:effectExtent l="0" t="0" r="3175" b="0"/>
+            <wp:docPr id="3" name="Рисунок 3"/>
             <wp:cNvGraphicFramePr>
               <a:graphicFrameLocks xmlns:a="http://schemas.openxmlformats.org/drawingml/2006/main" noChangeAspect="1"/>
             </wp:cNvGraphicFramePr>
@@ -893,11 +883,11 @@
               <a:graphicData uri="http://schemas.openxmlformats.org/drawingml/2006/picture">
                 <pic:pic xmlns:pic="http://schemas.openxmlformats.org/drawingml/2006/picture">
                   <pic:nvPicPr>
-                    <pic:cNvPr id="4" name="Рисунок 4"/>
+                    <pic:cNvPr id="3" name="Рисунок 3"/>
                     <pic:cNvPicPr/>
                   </pic:nvPicPr>
                   <pic:blipFill>
-                    <a:blip r:embed="rId9" cstate="print">
+                    <a:blip r:embed="rId8" cstate="print">
                       <a:extLst>
                         <a:ext uri="{28A0092B-C50C-407E-A947-70E740481C1C}">
                           <a14:useLocalDpi xmlns:a14="http://schemas.microsoft.com/office/drawing/2010/main" val="0"/>
@@ -911,7 +901,7 @@
                   <pic:spPr>
                     <a:xfrm>
                       <a:off x="0" y="0"/>
-                      <a:ext cx="5204159" cy="3469626"/>
+                      <a:ext cx="5940425" cy="3776345"/>
                     </a:xfrm>
                     <a:prstGeom prst="rect">
                       <a:avLst/>
@@ -925,7 +915,7 @@
       </w:r>
     </w:p>
     <w:sectPr>
-      <w:footerReference w:type="default" r:id="rId12"/>
+      <w:footerReference w:type="default" r:id="rId9"/>
       <w:pgSz w:w="11906" w:h="16838"/>
       <w:pgMar w:top="1134" w:right="850" w:bottom="1134" w:left="1701" w:header="708" w:footer="708" w:gutter="0"/>
       <w:cols w:space="708"/>

--- a/docs/Архитектура.docx
+++ b/docs/Архитектура.docx
@@ -280,7 +280,7 @@
                 <w:szCs w:val="24"/>
                 <w:lang w:eastAsia="ru-RU"/>
               </w:rPr>
-              <w:t>Модуль сбора данных, ML-модуль</w:t>
+              <w:t>Модуль сбора данных, ML-модуль прогнозирования спроса</w:t>
             </w:r>
           </w:p>
         </w:tc>
@@ -440,7 +440,7 @@
                 <w:szCs w:val="24"/>
                 <w:lang w:eastAsia="ru-RU"/>
               </w:rPr>
-              <w:t>ML-модуль, пользовательский интерфейс, модуль A/B-тестирования</w:t>
+              <w:t>ML-модуль прогнозирования спроса, пользовательский интерфейс, модуль A/B-тестирования</w:t>
             </w:r>
           </w:p>
         </w:tc>
